--- a/Proyecto_14.docx
+++ b/Proyecto_14.docx
@@ -1168,9 +1168,29 @@
         <w:jc w:val="left"/>
         <w:rPr>
           <w:rFonts w:ascii="Arial" w:hAnsi="Arial" w:cs="Arial"/>
+          <w:b/>
+          <w:bCs/>
           <w:lang w:val="es-CO"/>
         </w:rPr>
       </w:pPr>
+      <w:r>
+        <w:rPr>
+          <w:rFonts w:ascii="Arial" w:hAnsi="Arial" w:cs="Arial"/>
+          <w:b/>
+          <w:bCs/>
+          <w:lang w:val="es-CO"/>
+        </w:rPr>
+        <w:t>Repositorio En GitHub</w:t>
+      </w:r>
+      <w:r>
+        <w:rPr>
+          <w:rFonts w:ascii="Arial" w:hAnsi="Arial" w:cs="Arial"/>
+          <w:b/>
+          <w:bCs/>
+          <w:lang w:val="es-CO"/>
+        </w:rPr>
+        <w:t>:</w:t>
+      </w:r>
     </w:p>
     <w:p>
       <w:pPr>
@@ -1181,16 +1201,13 @@
           <w:lang w:val="es-CO"/>
         </w:rPr>
       </w:pPr>
-    </w:p>
-    <w:p>
-      <w:pPr>
-        <w:pStyle w:val="NormalWeb"/>
-        <w:jc w:val="left"/>
+      <w:r>
         <w:rPr>
           <w:rFonts w:ascii="Arial" w:hAnsi="Arial" w:cs="Arial"/>
           <w:lang w:val="es-CO"/>
         </w:rPr>
-      </w:pPr>
+        <w:t>https://github.com/mathiasfelizzola290807-dotcom/Proyecto-14</w:t>
+      </w:r>
     </w:p>
     <w:p>
       <w:pPr>
